--- a/pr-preview/pr-163/limit-theorems-tracked-changes.docx
+++ b/pr-preview/pr-163/limit-theorems-tracked-changes.docx
@@ -16,7 +16,7 @@
       </w:pPr>
       <w:del w:id="1" w:author="PR Preview" w:date="2026-01-01T00:00:00Z">
         <w:r>
-          <w:delText xml:space="preserve">Last modified: 2026-10-15 01:21:20 (PDT)</w:delText>
+          <w:delText xml:space="preserve">Last modified: 2026-10-15 05:15:30 (PDT)</w:delText>
         </w:r>
       </w:del>
     </w:p>
@@ -26,7 +26,7 @@
       </w:pPr>
       <w:ins w:id="2" w:author="PR Preview" w:date="2026-01-01T00:00:00Z">
         <w:r>
-          <w:t xml:space="preserve">Last modified: 2026-10-15 01:25:47 (PDT)</w:t>
+          <w:t xml:space="preserve">Last modified: 2026-10-15 08:11:10 (PDT)</w:t>
         </w:r>
       </w:ins>
     </w:p>
@@ -7629,7 +7629,7 @@
       </w:r>
     </w:p>
     <w:bookmarkEnd w:id="37"/>
-    <w:bookmarkStart w:id="49" w:name="sec-tail-bounds"/>
+    <w:bookmarkStart w:id="50" w:name="sec-tail-bounds"/>
     <w:p>
       <w:pPr>
         <w:pStyle w:val="Heading2"/>
@@ -11990,7 +11990,554 @@
       </w:r>
     </w:p>
     <w:bookmarkEnd w:id="42"/>
-    <w:bookmarkStart w:id="43" w:name="lem-hoeffding"/>
+    <w:bookmarkStart w:id="43" w:name="thm-chebyshev-sample-mean"/>
+    <w:p>
+      <w:pPr>
+        <w:pStyle w:val="BodyText"/>
+      </w:pPr>
+      <w:r>
+        <w:rPr>
+          <w:b/>
+          <w:bCs/>
+        </w:rPr>
+        <w:t xml:space="preserve">Theorem 4 (Chebyshev’s inequality for a sample average)</w:t>
+      </w:r>
+      <w:r>
+        <w:t xml:space="preserve"> </w:t>
+      </w:r>
+      <w:r>
+        <w:t xml:space="preserve">Let</w:t>
+      </w:r>
+      <w:r>
+        <w:t xml:space="preserve"> </w:t>
+      </w:r>
+      <m:oMath>
+        <m:sSub>
+          <m:e>
+            <m:r>
+              <m:t>X</m:t>
+            </m:r>
+          </m:e>
+          <m:sub>
+            <m:r>
+              <m:t>1</m:t>
+            </m:r>
+          </m:sub>
+        </m:sSub>
+        <m:r>
+          <m:rPr>
+            <m:sty m:val="p"/>
+          </m:rPr>
+          <m:t>,</m:t>
+        </m:r>
+        <m:r>
+          <m:rPr>
+            <m:sty m:val="p"/>
+          </m:rPr>
+          <m:t>…</m:t>
+        </m:r>
+        <m:r>
+          <m:rPr>
+            <m:sty m:val="p"/>
+          </m:rPr>
+          <m:t>,</m:t>
+        </m:r>
+        <m:sSub>
+          <m:e>
+            <m:r>
+              <m:t>X</m:t>
+            </m:r>
+          </m:e>
+          <m:sub>
+            <m:r>
+              <m:t>n</m:t>
+            </m:r>
+          </m:sub>
+        </m:sSub>
+      </m:oMath>
+      <w:r>
+        <w:t xml:space="preserve"> </w:t>
+      </w:r>
+      <w:r>
+        <w:t xml:space="preserve">be</w:t>
+      </w:r>
+      <w:r>
+        <w:t xml:space="preserve"> </w:t>
+      </w:r>
+      <w:hyperlink r:id="rId9">
+        <w:r>
+          <w:rPr>
+            <w:rStyle w:val="Hyperlink"/>
+          </w:rPr>
+          <w:t xml:space="preserve">IID</w:t>
+        </w:r>
+      </w:hyperlink>
+      <w:r>
+        <w:t xml:space="preserve"> </w:t>
+      </w:r>
+      <w:r>
+        <w:t xml:space="preserve">random variables</w:t>
+      </w:r>
+      <w:r>
+        <w:t xml:space="preserve"> </w:t>
+      </w:r>
+      <w:r>
+        <w:t xml:space="preserve">with mean</w:t>
+      </w:r>
+      <w:r>
+        <w:t xml:space="preserve"> </w:t>
+      </w:r>
+      <m:oMath>
+        <m:r>
+          <m:t>μ</m:t>
+        </m:r>
+      </m:oMath>
+      <w:r>
+        <w:t xml:space="preserve"> </w:t>
+      </w:r>
+      <w:r>
+        <w:t xml:space="preserve">and finite variance</w:t>
+      </w:r>
+      <w:r>
+        <w:t xml:space="preserve"> </w:t>
+      </w:r>
+      <m:oMath>
+        <m:sSup>
+          <m:e>
+            <m:r>
+              <m:t>σ</m:t>
+            </m:r>
+          </m:e>
+          <m:sup>
+            <m:r>
+              <m:t>2</m:t>
+            </m:r>
+          </m:sup>
+        </m:sSup>
+        <m:r>
+          <m:rPr>
+            <m:sty m:val="p"/>
+          </m:rPr>
+          <m:t>&gt;</m:t>
+        </m:r>
+        <m:r>
+          <m:t>0</m:t>
+        </m:r>
+      </m:oMath>
+      <w:r>
+        <w:t xml:space="preserve">,</w:t>
+      </w:r>
+      <w:r>
+        <w:t xml:space="preserve"> </w:t>
+      </w:r>
+      <w:r>
+        <w:t xml:space="preserve">and let</w:t>
+      </w:r>
+      <w:r>
+        <w:t xml:space="preserve"> </w:t>
+      </w:r>
+      <m:oMath>
+        <m:sSub>
+          <m:e>
+            <m:acc>
+              <m:accPr>
+                <m:chr m:val="‾"/>
+              </m:accPr>
+              <m:e>
+                <m:r>
+                  <m:t>X</m:t>
+                </m:r>
+              </m:e>
+            </m:acc>
+          </m:e>
+          <m:sub>
+            <m:r>
+              <m:t>n</m:t>
+            </m:r>
+          </m:sub>
+        </m:sSub>
+        <m:limUpp>
+          <m:e>
+            <m:r>
+              <m:rPr>
+                <m:sty m:val="p"/>
+              </m:rPr>
+              <m:t>=</m:t>
+            </m:r>
+          </m:e>
+          <m:lim>
+            <m:r>
+              <m:rPr>
+                <m:nor/>
+                <m:sty m:val="p"/>
+              </m:rPr>
+              <m:t>def</m:t>
+            </m:r>
+          </m:lim>
+        </m:limUpp>
+        <m:f>
+          <m:fPr>
+            <m:type m:val="bar"/>
+          </m:fPr>
+          <m:num>
+            <m:r>
+              <m:t>1</m:t>
+            </m:r>
+          </m:num>
+          <m:den>
+            <m:r>
+              <m:t>n</m:t>
+            </m:r>
+          </m:den>
+        </m:f>
+        <m:nary>
+          <m:naryPr>
+            <m:chr m:val="∑"/>
+            <m:limLoc m:val="undOvr"/>
+            <m:subHide m:val="off"/>
+            <m:supHide m:val="off"/>
+          </m:naryPr>
+          <m:sub>
+            <m:r>
+              <m:t>i</m:t>
+            </m:r>
+            <m:r>
+              <m:rPr>
+                <m:sty m:val="p"/>
+              </m:rPr>
+              <m:t>=</m:t>
+            </m:r>
+            <m:r>
+              <m:t>1</m:t>
+            </m:r>
+          </m:sub>
+          <m:sup>
+            <m:r>
+              <m:t>n</m:t>
+            </m:r>
+          </m:sup>
+          <m:e>
+            <m:sSub>
+              <m:e>
+                <m:r>
+                  <m:t>X</m:t>
+                </m:r>
+              </m:e>
+              <m:sub>
+                <m:r>
+                  <m:t>i</m:t>
+                </m:r>
+              </m:sub>
+            </m:sSub>
+          </m:e>
+        </m:nary>
+      </m:oMath>
+      <w:r>
+        <w:t xml:space="preserve">.</w:t>
+      </w:r>
+      <w:r>
+        <w:t xml:space="preserve"> </w:t>
+      </w:r>
+      <w:r>
+        <w:t xml:space="preserve">Then for every</w:t>
+      </w:r>
+      <w:r>
+        <w:t xml:space="preserve"> </w:t>
+      </w:r>
+      <m:oMath>
+        <m:r>
+          <m:t>ϵ</m:t>
+        </m:r>
+        <m:r>
+          <m:rPr>
+            <m:sty m:val="p"/>
+          </m:rPr>
+          <m:t>&gt;</m:t>
+        </m:r>
+        <m:r>
+          <m:t>0</m:t>
+        </m:r>
+      </m:oMath>
+      <w:r>
+        <w:t xml:space="preserve">:</w:t>
+      </w:r>
+    </w:p>
+    <w:p>
+      <w:pPr>
+        <w:pStyle w:val="BodyText"/>
+      </w:pPr>
+      <m:oMathPara>
+        <m:oMathParaPr>
+          <m:jc m:val="center"/>
+        </m:oMathParaPr>
+        <m:oMath>
+          <m:r>
+            <m:rPr>
+              <m:sty m:val="p"/>
+            </m:rPr>
+            <m:t>Pr</m:t>
+          </m:r>
+          <m:r>
+            <m:t>​</m:t>
+          </m:r>
+          <m:d>
+            <m:dPr>
+              <m:begChr m:val="("/>
+              <m:sepChr m:val=""/>
+              <m:endChr m:val=")"/>
+              <m:grow/>
+            </m:dPr>
+            <m:e>
+              <m:r>
+                <m:t>​</m:t>
+              </m:r>
+              <m:d>
+                <m:dPr>
+                  <m:begChr m:val="|"/>
+                  <m:sepChr m:val=""/>
+                  <m:endChr m:val="|"/>
+                  <m:grow/>
+                </m:dPr>
+                <m:e>
+                  <m:sSub>
+                    <m:e>
+                      <m:acc>
+                        <m:accPr>
+                          <m:chr m:val="‾"/>
+                        </m:accPr>
+                        <m:e>
+                          <m:r>
+                            <m:t>X</m:t>
+                          </m:r>
+                        </m:e>
+                      </m:acc>
+                    </m:e>
+                    <m:sub>
+                      <m:r>
+                        <m:t>n</m:t>
+                      </m:r>
+                    </m:sub>
+                  </m:sSub>
+                  <m:r>
+                    <m:rPr>
+                      <m:sty m:val="p"/>
+                    </m:rPr>
+                    <m:t>−</m:t>
+                  </m:r>
+                  <m:r>
+                    <m:t>μ</m:t>
+                  </m:r>
+                </m:e>
+              </m:d>
+              <m:r>
+                <m:t>​</m:t>
+              </m:r>
+              <m:r>
+                <m:rPr>
+                  <m:sty m:val="p"/>
+                </m:rPr>
+                <m:t>≥</m:t>
+              </m:r>
+              <m:r>
+                <m:t>ϵ</m:t>
+              </m:r>
+            </m:e>
+          </m:d>
+          <m:r>
+            <m:t>​</m:t>
+          </m:r>
+          <m:r>
+            <m:rPr>
+              <m:sty m:val="p"/>
+            </m:rPr>
+            <m:t>≤</m:t>
+          </m:r>
+          <m:f>
+            <m:fPr>
+              <m:type m:val="bar"/>
+            </m:fPr>
+            <m:num>
+              <m:sSup>
+                <m:e>
+                  <m:r>
+                    <m:t>σ</m:t>
+                  </m:r>
+                </m:e>
+                <m:sup>
+                  <m:r>
+                    <m:t>2</m:t>
+                  </m:r>
+                </m:sup>
+              </m:sSup>
+            </m:num>
+            <m:den>
+              <m:r>
+                <m:t>n</m:t>
+              </m:r>
+              <m:sSup>
+                <m:e>
+                  <m:r>
+                    <m:t>ϵ</m:t>
+                  </m:r>
+                </m:e>
+                <m:sup>
+                  <m:r>
+                    <m:t>2</m:t>
+                  </m:r>
+                </m:sup>
+              </m:sSup>
+            </m:den>
+          </m:f>
+        </m:oMath>
+      </m:oMathPara>
+    </w:p>
+    <w:bookmarkEnd w:id="43"/>
+    <w:p>
+      <w:pPr>
+        <w:pStyle w:val="FirstParagraph"/>
+      </w:pPr>
+      <w:r>
+        <w:rPr>
+          <w:i/>
+          <w:iCs/>
+        </w:rPr>
+        <w:t xml:space="preserve">Proof</w:t>
+      </w:r>
+      <w:r>
+        <w:t xml:space="preserve">. </w:t>
+      </w:r>
+      <w:r>
+        <w:t xml:space="preserve">This is the solution to</w:t>
+      </w:r>
+      <w:r>
+        <w:t xml:space="preserve"> </w:t>
+      </w:r>
+      <w:hyperlink w:anchor="exr-chebyshev-sample-size">
+        <w:r>
+          <w:rPr>
+            <w:rStyle w:val="Hyperlink"/>
+          </w:rPr>
+          <w:t xml:space="preserve">Exercise 1</w:t>
+        </w:r>
+      </w:hyperlink>
+      <w:r>
+        <w:t xml:space="preserve"> </w:t>
+      </w:r>
+      <w:r>
+        <w:t xml:space="preserve">(a), worked in</w:t>
+      </w:r>
+      <w:r>
+        <w:t xml:space="preserve"> </w:t>
+      </w:r>
+      <w:hyperlink w:anchor="sol-chebyshev-sample-size">
+        <w:r>
+          <w:rPr>
+            <w:rStyle w:val="Hyperlink"/>
+          </w:rPr>
+          <w:t xml:space="preserve">Solution 1</w:t>
+        </w:r>
+      </w:hyperlink>
+      <w:r>
+        <w:t xml:space="preserve">.</w:t>
+      </w:r>
+      <w:r>
+        <w:t xml:space="preserve"> </w:t>
+      </w:r>
+      <w:r>
+        <w:t xml:space="preserve">It applies</w:t>
+      </w:r>
+      <w:r>
+        <w:t xml:space="preserve"> </w:t>
+      </w:r>
+      <w:hyperlink w:anchor="thm-chebyshev">
+        <w:r>
+          <w:rPr>
+            <w:rStyle w:val="Hyperlink"/>
+          </w:rPr>
+          <w:t xml:space="preserve">Theorem 3</w:t>
+        </w:r>
+      </w:hyperlink>
+      <w:r>
+        <w:t xml:space="preserve"> </w:t>
+      </w:r>
+      <w:r>
+        <w:t xml:space="preserve">to</w:t>
+      </w:r>
+      <w:r>
+        <w:t xml:space="preserve"> </w:t>
+      </w:r>
+      <m:oMath>
+        <m:sSub>
+          <m:e>
+            <m:acc>
+              <m:accPr>
+                <m:chr m:val="‾"/>
+              </m:accPr>
+              <m:e>
+                <m:r>
+                  <m:t>X</m:t>
+                </m:r>
+              </m:e>
+            </m:acc>
+          </m:e>
+          <m:sub>
+            <m:r>
+              <m:t>n</m:t>
+            </m:r>
+          </m:sub>
+        </m:sSub>
+      </m:oMath>
+      <w:r>
+        <w:t xml:space="preserve">, whose variance is</w:t>
+      </w:r>
+      <w:r>
+        <w:t xml:space="preserve"> </w:t>
+      </w:r>
+      <m:oMath>
+        <m:sSup>
+          <m:e>
+            <m:r>
+              <m:t>σ</m:t>
+            </m:r>
+          </m:e>
+          <m:sup>
+            <m:r>
+              <m:t>2</m:t>
+            </m:r>
+          </m:sup>
+        </m:sSup>
+        <m:r>
+          <m:rPr>
+            <m:sty m:val="p"/>
+          </m:rPr>
+          <m:t>/</m:t>
+        </m:r>
+        <m:r>
+          <m:t>n</m:t>
+        </m:r>
+      </m:oMath>
+      <w:r>
+        <w:t xml:space="preserve"> </w:t>
+      </w:r>
+      <w:r>
+        <w:t xml:space="preserve">by</w:t>
+      </w:r>
+      <w:r>
+        <w:t xml:space="preserve"> </w:t>
+      </w:r>
+      <w:hyperlink w:anchor="cor-sum-iid-moments">
+        <w:r>
+          <w:rPr>
+            <w:rStyle w:val="Hyperlink"/>
+          </w:rPr>
+          <w:t xml:space="preserve">Corollary 1</w:t>
+        </w:r>
+      </w:hyperlink>
+      <w:r>
+        <w:t xml:space="preserve">.</w:t>
+      </w:r>
+    </w:p>
+    <w:bookmarkStart w:id="44" w:name="lem-hoeffding"/>
     <w:p>
       <w:pPr>
         <w:pStyle w:val="BodyText"/>
@@ -12195,7 +12742,7 @@
         </m:oMath>
       </m:oMathPara>
     </w:p>
-    <w:bookmarkEnd w:id="43"/>
+    <w:bookmarkEnd w:id="44"/>
     <w:p>
       <w:pPr>
         <w:pStyle w:val="FirstParagraph"/>
@@ -15758,7 +16305,7 @@
         <w:t xml:space="preserve">The next result uses it to bound the tails of an average.</w:t>
       </w:r>
     </w:p>
-    <w:bookmarkStart w:id="45" w:name="thm-hoeffding"/>
+    <w:bookmarkStart w:id="46" w:name="thm-hoeffding"/>
     <w:p>
       <w:pPr>
         <w:pStyle w:val="BodyText"/>
@@ -15768,7 +16315,7 @@
           <w:b/>
           <w:bCs/>
         </w:rPr>
-        <w:t xml:space="preserve">Theorem 4 (Hoeffding’s inequality)</w:t>
+        <w:t xml:space="preserve">Theorem 5 (Hoeffding’s inequality)</w:t>
       </w:r>
       <w:r>
         <w:t xml:space="preserve"> </w:t>
@@ -16037,7 +16584,7 @@
       <w:pPr>
         <w:pStyle w:val="BodyText"/>
       </w:pPr>
-      <w:bookmarkStart w:id="44" w:name="eq-hoeffding-one-sided"/>
+      <w:bookmarkStart w:id="45" w:name="eq-hoeffding-one-sided"/>
       <m:oMathPara>
         <m:oMathParaPr>
           <m:jc m:val="center"/>
@@ -16167,9 +16714,9 @@
           </m:r>
         </m:oMath>
       </m:oMathPara>
-      <w:bookmarkEnd w:id="44"/>
+      <w:bookmarkEnd w:id="45"/>
     </w:p>
-    <w:bookmarkEnd w:id="45"/>
+    <w:bookmarkEnd w:id="46"/>
     <w:p>
       <w:pPr>
         <w:pStyle w:val="FirstParagraph"/>
@@ -18266,7 +18813,7 @@
         <w:t xml:space="preserve">which is the claim.</w:t>
       </w:r>
     </w:p>
-    <w:bookmarkStart w:id="47" w:name="cor-hoeffding-two-sided"/>
+    <w:bookmarkStart w:id="48" w:name="cor-hoeffding-two-sided"/>
     <w:p>
       <w:pPr>
         <w:pStyle w:val="BodyText"/>
@@ -18292,7 +18839,7 @@
           <w:rPr>
             <w:rStyle w:val="Hyperlink"/>
           </w:rPr>
-          <w:t xml:space="preserve">Theorem 4</w:t>
+          <w:t xml:space="preserve">Theorem 5</w:t>
         </w:r>
       </w:hyperlink>
       <w:r>
@@ -18323,7 +18870,7 @@
       <w:pPr>
         <w:pStyle w:val="BodyText"/>
       </w:pPr>
-      <w:bookmarkStart w:id="46" w:name="eq-hoeffding"/>
+      <w:bookmarkStart w:id="47" w:name="eq-hoeffding"/>
       <m:oMathPara>
         <m:oMathParaPr>
           <m:jc m:val="center"/>
@@ -18472,9 +19019,9 @@
           </m:r>
         </m:oMath>
       </m:oMathPara>
-      <w:bookmarkEnd w:id="46"/>
+      <w:bookmarkEnd w:id="47"/>
     </w:p>
-    <w:bookmarkEnd w:id="47"/>
+    <w:bookmarkEnd w:id="48"/>
     <w:p>
       <w:pPr>
         <w:pStyle w:val="FirstParagraph"/>
@@ -18671,7 +19218,7 @@
           <w:rPr>
             <w:rStyle w:val="Hyperlink"/>
           </w:rPr>
-          <w:t xml:space="preserve">Theorem 4</w:t>
+          <w:t xml:space="preserve">Theorem 5</w:t>
         </w:r>
       </w:hyperlink>
       <w:r>
@@ -19717,7 +20264,7 @@
         <w:t xml:space="preserve">draws in which it occurs.</w:t>
       </w:r>
     </w:p>
-    <w:bookmarkStart w:id="48" w:name="exm-hoeffding-auto"/>
+    <w:bookmarkStart w:id="49" w:name="exm-hoeffding-auto"/>
     <w:p>
       <w:pPr>
         <w:pStyle w:val="BodyText"/>
@@ -20237,12 +20784,12 @@
       <w:r>
         <w:t xml:space="preserve">(</w:t>
       </w:r>
-      <w:hyperlink w:anchor="exr-chebyshev-sample-size">
+      <w:hyperlink w:anchor="thm-chebyshev-sample-mean">
         <w:r>
           <w:rPr>
             <w:rStyle w:val="Hyperlink"/>
           </w:rPr>
-          <w:t xml:space="preserve">Exercise 1</w:t>
+          <w:t xml:space="preserve">Theorem 4</w:t>
         </w:r>
       </w:hyperlink>
       <w:r>
@@ -21407,19 +21954,2330 @@
         <w:t xml:space="preserve">Both bounds are loose because they must hold for every distribution of this kind, not only for this one.</w:t>
       </w:r>
     </w:p>
-    <w:bookmarkEnd w:id="48"/>
     <w:bookmarkEnd w:id="49"/>
-    <w:bookmarkStart w:id="64" w:name="references"/>
+    <w:bookmarkEnd w:id="50"/>
+    <w:bookmarkStart w:id="58" w:name="sec-lln"/>
     <w:p>
       <w:pPr>
         <w:pStyle w:val="Heading2"/>
       </w:pPr>
       <w:r>
+        <w:t xml:space="preserve">3 The law of large numbers</w:t>
+      </w:r>
+    </w:p>
+    <w:bookmarkStart w:id="54" w:name="def-convergence-in-probability"/>
+    <w:p>
+      <w:pPr>
+        <w:pStyle w:val="FirstParagraph"/>
+      </w:pPr>
+      <w:r>
+        <w:rPr>
+          <w:b/>
+          <w:bCs/>
+        </w:rPr>
+        <w:t xml:space="preserve">Definition 1 (Convergence in probability)</w:t>
+      </w:r>
+      <w:r>
+        <w:t xml:space="preserve"> </w:t>
+      </w:r>
+      <w:r>
+        <w:t xml:space="preserve">A sequence of random variables</w:t>
+      </w:r>
+      <w:r>
+        <w:t xml:space="preserve"> </w:t>
+      </w:r>
+      <m:oMath>
+        <m:sSub>
+          <m:e>
+            <m:r>
+              <m:t>Y</m:t>
+            </m:r>
+          </m:e>
+          <m:sub>
+            <m:r>
+              <m:t>1</m:t>
+            </m:r>
+          </m:sub>
+        </m:sSub>
+        <m:r>
+          <m:rPr>
+            <m:sty m:val="p"/>
+          </m:rPr>
+          <m:t>,</m:t>
+        </m:r>
+        <m:sSub>
+          <m:e>
+            <m:r>
+              <m:t>Y</m:t>
+            </m:r>
+          </m:e>
+          <m:sub>
+            <m:r>
+              <m:t>2</m:t>
+            </m:r>
+          </m:sub>
+        </m:sSub>
+        <m:r>
+          <m:rPr>
+            <m:sty m:val="p"/>
+          </m:rPr>
+          <m:t>,</m:t>
+        </m:r>
+        <m:r>
+          <m:rPr>
+            <m:sty m:val="p"/>
+          </m:rPr>
+          <m:t>…</m:t>
+        </m:r>
+      </m:oMath>
+      <w:r>
+        <w:t xml:space="preserve"> </w:t>
+      </w:r>
+      <w:r>
+        <w:rPr>
+          <w:b/>
+          <w:bCs/>
+        </w:rPr>
+        <w:t xml:space="preserve">converges in probability</w:t>
+      </w:r>
+      <w:r>
+        <w:t xml:space="preserve"> </w:t>
+      </w:r>
+      <w:r>
+        <w:t xml:space="preserve">to a constant</w:t>
+      </w:r>
+      <w:r>
+        <w:t xml:space="preserve"> </w:t>
+      </w:r>
+      <m:oMath>
+        <m:r>
+          <m:t>c</m:t>
+        </m:r>
+      </m:oMath>
+      <w:r>
+        <w:t xml:space="preserve"> </w:t>
+      </w:r>
+      <w:r>
+        <w:t xml:space="preserve">if, for every distance</w:t>
+      </w:r>
+      <w:r>
+        <w:t xml:space="preserve"> </w:t>
+      </w:r>
+      <m:oMath>
+        <m:r>
+          <m:t>ε</m:t>
+        </m:r>
+        <m:r>
+          <m:rPr>
+            <m:sty m:val="p"/>
+          </m:rPr>
+          <m:t>&gt;</m:t>
+        </m:r>
+        <m:r>
+          <m:t>0</m:t>
+        </m:r>
+      </m:oMath>
+      <w:r>
+        <w:t xml:space="preserve">,</w:t>
+      </w:r>
+      <w:r>
+        <w:t xml:space="preserve"> </w:t>
+      </w:r>
+      <w:r>
+        <w:t xml:space="preserve">the probability that</w:t>
+      </w:r>
+      <w:r>
+        <w:t xml:space="preserve"> </w:t>
+      </w:r>
+      <m:oMath>
+        <m:sSub>
+          <m:e>
+            <m:r>
+              <m:t>Y</m:t>
+            </m:r>
+          </m:e>
+          <m:sub>
+            <m:r>
+              <m:t>n</m:t>
+            </m:r>
+          </m:sub>
+        </m:sSub>
+      </m:oMath>
+      <w:r>
+        <w:t xml:space="preserve"> </w:t>
+      </w:r>
+      <w:r>
+        <w:t xml:space="preserve">lies at least</w:t>
+      </w:r>
+      <w:r>
+        <w:t xml:space="preserve"> </w:t>
+      </w:r>
+      <m:oMath>
+        <m:r>
+          <m:t>ε</m:t>
+        </m:r>
+      </m:oMath>
+      <w:r>
+        <w:t xml:space="preserve"> </w:t>
+      </w:r>
+      <w:r>
+        <w:t xml:space="preserve">away from</w:t>
+      </w:r>
+      <w:r>
+        <w:t xml:space="preserve"> </w:t>
+      </w:r>
+      <m:oMath>
+        <m:r>
+          <m:t>c</m:t>
+        </m:r>
+      </m:oMath>
+      <w:r>
+        <w:t xml:space="preserve"> </w:t>
+      </w:r>
+      <w:r>
+        <w:t xml:space="preserve">goes to zero as</w:t>
+      </w:r>
+      <w:r>
+        <w:t xml:space="preserve"> </w:t>
+      </w:r>
+      <m:oMath>
+        <m:r>
+          <m:t>n</m:t>
+        </m:r>
+      </m:oMath>
+      <w:r>
+        <w:t xml:space="preserve"> </w:t>
+      </w:r>
+      <w:r>
+        <w:t xml:space="preserve">grows:</w:t>
+      </w:r>
+    </w:p>
+    <w:p>
+      <w:pPr>
+        <w:pStyle w:val="BodyText"/>
+      </w:pPr>
+      <m:oMathPara>
+        <m:oMathParaPr>
+          <m:jc m:val="center"/>
+        </m:oMathParaPr>
+        <m:oMath>
+          <m:limLow>
+            <m:e>
+              <m:r>
+                <m:rPr>
+                  <m:sty m:val="p"/>
+                </m:rPr>
+                <m:t>lim</m:t>
+              </m:r>
+            </m:e>
+            <m:lim>
+              <m:r>
+                <m:t>n</m:t>
+              </m:r>
+              <m:r>
+                <m:rPr>
+                  <m:sty m:val="p"/>
+                </m:rPr>
+                <m:t>→</m:t>
+              </m:r>
+              <m:r>
+                <m:rPr>
+                  <m:sty m:val="p"/>
+                </m:rPr>
+                <m:t>∞</m:t>
+              </m:r>
+            </m:lim>
+          </m:limLow>
+          <m:r>
+            <m:rPr>
+              <m:sty m:val="p"/>
+            </m:rPr>
+            <m:t>Pr</m:t>
+          </m:r>
+          <m:r>
+            <m:t>​</m:t>
+          </m:r>
+          <m:d>
+            <m:dPr>
+              <m:begChr m:val="("/>
+              <m:sepChr m:val=""/>
+              <m:endChr m:val=")"/>
+              <m:grow/>
+            </m:dPr>
+            <m:e>
+              <m:r>
+                <m:t>​</m:t>
+              </m:r>
+              <m:d>
+                <m:dPr>
+                  <m:begChr m:val="|"/>
+                  <m:sepChr m:val=""/>
+                  <m:endChr m:val="|"/>
+                  <m:grow/>
+                </m:dPr>
+                <m:e>
+                  <m:sSub>
+                    <m:e>
+                      <m:r>
+                        <m:t>Y</m:t>
+                      </m:r>
+                    </m:e>
+                    <m:sub>
+                      <m:r>
+                        <m:t>n</m:t>
+                      </m:r>
+                    </m:sub>
+                  </m:sSub>
+                  <m:r>
+                    <m:rPr>
+                      <m:sty m:val="p"/>
+                    </m:rPr>
+                    <m:t>−</m:t>
+                  </m:r>
+                  <m:r>
+                    <m:t>c</m:t>
+                  </m:r>
+                </m:e>
+              </m:d>
+              <m:r>
+                <m:t>​</m:t>
+              </m:r>
+              <m:r>
+                <m:rPr>
+                  <m:sty m:val="p"/>
+                </m:rPr>
+                <m:t>≥</m:t>
+              </m:r>
+              <m:r>
+                <m:t>ε</m:t>
+              </m:r>
+            </m:e>
+          </m:d>
+          <m:r>
+            <m:t>​</m:t>
+          </m:r>
+          <m:r>
+            <m:rPr>
+              <m:sty m:val="p"/>
+            </m:rPr>
+            <m:t>=</m:t>
+          </m:r>
+          <m:r>
+            <m:t>0</m:t>
+          </m:r>
+        </m:oMath>
+      </m:oMathPara>
+    </w:p>
+    <w:p>
+      <w:pPr>
+        <w:pStyle w:val="FirstParagraph"/>
+      </w:pPr>
+      <w:r>
+        <w:t xml:space="preserve">We write</w:t>
+      </w:r>
+      <w:r>
+        <w:t xml:space="preserve"> </w:t>
+      </w:r>
+      <m:oMath>
+        <m:sSub>
+          <m:e>
+            <m:r>
+              <m:t>Y</m:t>
+            </m:r>
+          </m:e>
+          <m:sub>
+            <m:r>
+              <m:t>n</m:t>
+            </m:r>
+          </m:sub>
+        </m:sSub>
+        <m:limUpp>
+          <m:e>
+            <m:r>
+              <m:rPr>
+                <m:sty m:val="p"/>
+              </m:rPr>
+              <m:t>→</m:t>
+            </m:r>
+          </m:e>
+          <m:lim>
+            <m:r>
+              <m:t>p</m:t>
+            </m:r>
+          </m:lim>
+        </m:limUpp>
+        <m:r>
+          <m:t>c</m:t>
+        </m:r>
+      </m:oMath>
+      <w:r>
+        <w:t xml:space="preserve">.</w:t>
+      </w:r>
+    </w:p>
+    <w:tbl>
+      <w:tblPr>
+        <w:tblStyle w:val="Table"/>
+        <w:tblLook w:firstRow="0" w:lastRow="0" w:firstColumn="0" w:lastColumn="0" w:noHBand="0" w:noVBand="0" w:val="0000"/>
+        <w:tblBorders>
+          <w:top w:val="single" w:sz="4" w:space="0" w:color="0758E5"/>
+          <w:left w:val="single" w:sz="24" w:space="0" w:color="0758E5"/>
+          <w:bottom w:val="single" w:sz="4" w:space="0" w:color="0758E5"/>
+          <w:right w:val="single" w:sz="4" w:space="0" w:color="0758E5"/>
+        </w:tblBorders>
+        <w:tblCellMar>
+          <w:left w:w="144" w:type="dxa"/>
+          <w:right w:w="144" w:type="dxa"/>
+        </w:tblCellMar>
+        <w:tblLook w:firstRow="0" w:lastRow="0" w:firstColumn="0" w:lastColumn="0" w:noHBand="0" w:noVBand="0" w:val="0000"/>
+      </w:tblPr>
+      <w:tr>
+        <w:trPr>
+          <w:cantSplit/>
+        </w:trPr>
+        <w:tc>
+          <w:tcPr>
+            <w:shd w:color="auto" w:fill="dae6fb" w:val="clear"/>
+            <w:tcMar>
+              <w:top w:w="92" w:type="dxa"/>
+              <w:bottom w:w="92" w:type="dxa"/>
+            </w:tcMar>
+          </w:tcPr>
+          <w:p>
+            <w:pPr>
+              <w:pStyle w:val="BodyText"/>
+            </w:pPr>
+            <w:pPr>
+              <w:spacing w:before="0" w:after="0"/>
+              <w:textAlignment w:val="center"/>
+            </w:pPr>
+            <w:r>
+              <w:drawing>
+                <wp:inline>
+                  <wp:extent cx="152400" cy="152400"/>
+                  <wp:effectExtent b="0" l="0" r="0" t="0"/>
+                  <wp:docPr descr="" title="" id="52" name="Picture"/>
+                  <a:graphic>
+                    <a:graphicData uri="http://schemas.openxmlformats.org/drawingml/2006/picture">
+                      <pic:pic>
+                        <pic:nvPicPr>
+                          <pic:cNvPr descr="/opt/quarto/share/formats/docx/note.png" id="53" name="Picture"/>
+                          <pic:cNvPicPr>
+                            <a:picLocks noChangeArrowheads="1" noChangeAspect="1"/>
+                          </pic:cNvPicPr>
+                        </pic:nvPicPr>
+                        <pic:blipFill>
+                          <a:blip r:embed="rId51"/>
+                          <a:stretch>
+                            <a:fillRect/>
+                          </a:stretch>
+                        </pic:blipFill>
+                        <pic:spPr bwMode="auto">
+                          <a:xfrm>
+                            <a:off x="0" y="0"/>
+                            <a:ext cx="152400" cy="152400"/>
+                          </a:xfrm>
+                          <a:prstGeom prst="rect">
+                            <a:avLst/>
+                          </a:prstGeom>
+                          <a:noFill/>
+                          <a:ln w="9525">
+                            <a:noFill/>
+                            <a:headEnd/>
+                            <a:tailEnd/>
+                          </a:ln>
+                        </pic:spPr>
+                      </pic:pic>
+                    </a:graphicData>
+                  </a:graphic>
+                </wp:inline>
+              </w:drawing>
+            </w:r>
+            <w:r>
+              <w:t xml:space="preserve"> </w:t>
+            </w:r>
+            <w:r>
+              <w:t xml:space="preserve"> </w:t>
+            </w:r>
+            <w:r>
+              <w:t xml:space="preserve">Source</w:t>
+            </w:r>
+          </w:p>
+        </w:tc>
+      </w:tr>
+      <w:tr>
+        <w:trPr>
+          <w:cantSplit/>
+        </w:trPr>
+        <w:tc>
+          <w:tcPr>
+            <w:tcMar>
+              <w:top w:w="108" w:type="dxa"/>
+              <w:bottom w:w="108" w:type="dxa"/>
+            </w:tcMar>
+          </w:tcPr>
+          <w:p>
+            <w:pPr>
+              <w:pStyle w:val="BodyText"/>
+            </w:pPr>
+            <w:pPr>
+              <w:spacing w:before="16" w:after="16"/>
+            </w:pPr>
+            <w:r>
+              <w:t xml:space="preserve">Casella and Berger (2002, Def. 5.5.1)</w:t>
+            </w:r>
+            <w:r>
+              <w:t xml:space="preserve">.</w:t>
+            </w:r>
+          </w:p>
+          <w:p/>
+        </w:tc>
+      </w:tr>
+    </w:tbl>
+    <w:bookmarkEnd w:id="54"/>
+    <w:bookmarkStart w:id="57" w:name="thm-wlln"/>
+    <w:p>
+      <w:pPr>
+        <w:pStyle w:val="BodyText"/>
+      </w:pPr>
+      <w:r>
+        <w:rPr>
+          <w:b/>
+          <w:bCs/>
+        </w:rPr>
+        <w:t xml:space="preserve">Theorem 6 (Weak law of large numbers)</w:t>
+      </w:r>
+      <w:r>
+        <w:t xml:space="preserve"> </w:t>
+      </w:r>
+      <w:r>
+        <w:t xml:space="preserve">Let</w:t>
+      </w:r>
+      <w:r>
+        <w:t xml:space="preserve"> </w:t>
+      </w:r>
+      <m:oMath>
+        <m:sSub>
+          <m:e>
+            <m:r>
+              <m:t>X</m:t>
+            </m:r>
+          </m:e>
+          <m:sub>
+            <m:r>
+              <m:t>1</m:t>
+            </m:r>
+          </m:sub>
+        </m:sSub>
+        <m:r>
+          <m:rPr>
+            <m:sty m:val="p"/>
+          </m:rPr>
+          <m:t>,</m:t>
+        </m:r>
+        <m:sSub>
+          <m:e>
+            <m:r>
+              <m:t>X</m:t>
+            </m:r>
+          </m:e>
+          <m:sub>
+            <m:r>
+              <m:t>2</m:t>
+            </m:r>
+          </m:sub>
+        </m:sSub>
+        <m:r>
+          <m:rPr>
+            <m:sty m:val="p"/>
+          </m:rPr>
+          <m:t>,</m:t>
+        </m:r>
+        <m:r>
+          <m:rPr>
+            <m:sty m:val="p"/>
+          </m:rPr>
+          <m:t>…</m:t>
+        </m:r>
+      </m:oMath>
+      <w:r>
+        <w:t xml:space="preserve"> </w:t>
+      </w:r>
+      <w:r>
+        <w:t xml:space="preserve">be</w:t>
+      </w:r>
+      <w:r>
+        <w:t xml:space="preserve"> </w:t>
+      </w:r>
+      <w:hyperlink r:id="rId9">
+        <w:r>
+          <w:rPr>
+            <w:rStyle w:val="Hyperlink"/>
+          </w:rPr>
+          <w:t xml:space="preserve">IID</w:t>
+        </w:r>
+      </w:hyperlink>
+      <w:r>
+        <w:t xml:space="preserve"> </w:t>
+      </w:r>
+      <w:r>
+        <w:t xml:space="preserve">random variables</w:t>
+      </w:r>
+      <w:r>
+        <w:t xml:space="preserve"> </w:t>
+      </w:r>
+      <w:r>
+        <w:t xml:space="preserve">with mean</w:t>
+      </w:r>
+      <w:r>
+        <w:t xml:space="preserve"> </w:t>
+      </w:r>
+      <m:oMath>
+        <m:r>
+          <m:t>μ</m:t>
+        </m:r>
+      </m:oMath>
+      <w:r>
+        <w:t xml:space="preserve"> </w:t>
+      </w:r>
+      <w:r>
+        <w:t xml:space="preserve">and finite variance</w:t>
+      </w:r>
+      <w:r>
+        <w:t xml:space="preserve"> </w:t>
+      </w:r>
+      <m:oMath>
+        <m:sSup>
+          <m:e>
+            <m:r>
+              <m:t>σ</m:t>
+            </m:r>
+          </m:e>
+          <m:sup>
+            <m:r>
+              <m:t>2</m:t>
+            </m:r>
+          </m:sup>
+        </m:sSup>
+        <m:r>
+          <m:rPr>
+            <m:sty m:val="p"/>
+          </m:rPr>
+          <m:t>&gt;</m:t>
+        </m:r>
+        <m:r>
+          <m:t>0</m:t>
+        </m:r>
+      </m:oMath>
+      <w:r>
+        <w:t xml:space="preserve">,</w:t>
+      </w:r>
+      <w:r>
+        <w:t xml:space="preserve"> </w:t>
+      </w:r>
+      <w:r>
+        <w:t xml:space="preserve">and let</w:t>
+      </w:r>
+      <w:r>
+        <w:t xml:space="preserve"> </w:t>
+      </w:r>
+      <m:oMath>
+        <m:sSub>
+          <m:e>
+            <m:acc>
+              <m:accPr>
+                <m:chr m:val="‾"/>
+              </m:accPr>
+              <m:e>
+                <m:r>
+                  <m:t>X</m:t>
+                </m:r>
+              </m:e>
+            </m:acc>
+          </m:e>
+          <m:sub>
+            <m:r>
+              <m:t>n</m:t>
+            </m:r>
+          </m:sub>
+        </m:sSub>
+        <m:limUpp>
+          <m:e>
+            <m:r>
+              <m:rPr>
+                <m:sty m:val="p"/>
+              </m:rPr>
+              <m:t>=</m:t>
+            </m:r>
+          </m:e>
+          <m:lim>
+            <m:r>
+              <m:rPr>
+                <m:nor/>
+                <m:sty m:val="p"/>
+              </m:rPr>
+              <m:t>def</m:t>
+            </m:r>
+          </m:lim>
+        </m:limUpp>
+        <m:f>
+          <m:fPr>
+            <m:type m:val="bar"/>
+          </m:fPr>
+          <m:num>
+            <m:r>
+              <m:t>1</m:t>
+            </m:r>
+          </m:num>
+          <m:den>
+            <m:r>
+              <m:t>n</m:t>
+            </m:r>
+          </m:den>
+        </m:f>
+        <m:nary>
+          <m:naryPr>
+            <m:chr m:val="∑"/>
+            <m:limLoc m:val="undOvr"/>
+            <m:subHide m:val="off"/>
+            <m:supHide m:val="off"/>
+          </m:naryPr>
+          <m:sub>
+            <m:r>
+              <m:t>i</m:t>
+            </m:r>
+            <m:r>
+              <m:rPr>
+                <m:sty m:val="p"/>
+              </m:rPr>
+              <m:t>=</m:t>
+            </m:r>
+            <m:r>
+              <m:t>1</m:t>
+            </m:r>
+          </m:sub>
+          <m:sup>
+            <m:r>
+              <m:t>n</m:t>
+            </m:r>
+          </m:sup>
+          <m:e>
+            <m:sSub>
+              <m:e>
+                <m:r>
+                  <m:t>X</m:t>
+                </m:r>
+              </m:e>
+              <m:sub>
+                <m:r>
+                  <m:t>i</m:t>
+                </m:r>
+              </m:sub>
+            </m:sSub>
+          </m:e>
+        </m:nary>
+      </m:oMath>
+      <w:r>
+        <w:t xml:space="preserve"> </w:t>
+      </w:r>
+      <w:r>
+        <w:t xml:space="preserve">be the sample mean.</w:t>
+      </w:r>
+      <w:r>
+        <w:t xml:space="preserve"> </w:t>
+      </w:r>
+      <w:r>
+        <w:t xml:space="preserve">Then the sample mean</w:t>
+      </w:r>
+      <w:r>
+        <w:t xml:space="preserve"> </w:t>
+      </w:r>
+      <w:hyperlink w:anchor="def-convergence-in-probability">
+        <w:r>
+          <w:rPr>
+            <w:rStyle w:val="Hyperlink"/>
+          </w:rPr>
+          <w:t xml:space="preserve">converges in probability</w:t>
+        </w:r>
+      </w:hyperlink>
+      <w:r>
+        <w:t xml:space="preserve"> </w:t>
+      </w:r>
+      <w:r>
+        <w:t xml:space="preserve">to</w:t>
+      </w:r>
+      <w:r>
+        <w:t xml:space="preserve"> </w:t>
+      </w:r>
+      <m:oMath>
+        <m:r>
+          <m:t>μ</m:t>
+        </m:r>
+      </m:oMath>
+      <w:r>
+        <w:t xml:space="preserve">:</w:t>
+      </w:r>
+    </w:p>
+    <w:p>
+      <w:pPr>
+        <w:pStyle w:val="BodyText"/>
+      </w:pPr>
+      <m:oMathPara>
+        <m:oMathParaPr>
+          <m:jc m:val="center"/>
+        </m:oMathParaPr>
+        <m:oMath>
+          <m:sSub>
+            <m:e>
+              <m:acc>
+                <m:accPr>
+                  <m:chr m:val="‾"/>
+                </m:accPr>
+                <m:e>
+                  <m:r>
+                    <m:t>X</m:t>
+                  </m:r>
+                </m:e>
+              </m:acc>
+            </m:e>
+            <m:sub>
+              <m:r>
+                <m:t>n</m:t>
+              </m:r>
+            </m:sub>
+          </m:sSub>
+          <m:limUpp>
+            <m:e>
+              <m:r>
+                <m:rPr>
+                  <m:sty m:val="p"/>
+                </m:rPr>
+                <m:t>→</m:t>
+              </m:r>
+            </m:e>
+            <m:lim>
+              <m:r>
+                <m:t>p</m:t>
+              </m:r>
+            </m:lim>
+          </m:limUpp>
+          <m:r>
+            <m:t>μ</m:t>
+          </m:r>
+        </m:oMath>
+      </m:oMathPara>
+    </w:p>
+    <w:tbl>
+      <w:tblPr>
+        <w:tblStyle w:val="Table"/>
+        <w:tblLook w:firstRow="0" w:lastRow="0" w:firstColumn="0" w:lastColumn="0" w:noHBand="0" w:noVBand="0" w:val="0000"/>
+        <w:tblBorders>
+          <w:top w:val="single" w:sz="4" w:space="0" w:color="0758E5"/>
+          <w:left w:val="single" w:sz="24" w:space="0" w:color="0758E5"/>
+          <w:bottom w:val="single" w:sz="4" w:space="0" w:color="0758E5"/>
+          <w:right w:val="single" w:sz="4" w:space="0" w:color="0758E5"/>
+        </w:tblBorders>
+        <w:tblCellMar>
+          <w:left w:w="144" w:type="dxa"/>
+          <w:right w:w="144" w:type="dxa"/>
+        </w:tblCellMar>
+        <w:tblLook w:firstRow="0" w:lastRow="0" w:firstColumn="0" w:lastColumn="0" w:noHBand="0" w:noVBand="0" w:val="0000"/>
+      </w:tblPr>
+      <w:tr>
+        <w:trPr>
+          <w:cantSplit/>
+        </w:trPr>
+        <w:tc>
+          <w:tcPr>
+            <w:shd w:color="auto" w:fill="dae6fb" w:val="clear"/>
+            <w:tcMar>
+              <w:top w:w="92" w:type="dxa"/>
+              <w:bottom w:w="92" w:type="dxa"/>
+            </w:tcMar>
+          </w:tcPr>
+          <w:p>
+            <w:pPr>
+              <w:pStyle w:val="FirstParagraph"/>
+            </w:pPr>
+            <w:pPr>
+              <w:spacing w:before="0" w:after="0"/>
+              <w:textAlignment w:val="center"/>
+            </w:pPr>
+            <w:r>
+              <w:drawing>
+                <wp:inline>
+                  <wp:extent cx="152400" cy="152400"/>
+                  <wp:effectExtent b="0" l="0" r="0" t="0"/>
+                  <wp:docPr descr="" title="" id="55" name="Picture"/>
+                  <a:graphic>
+                    <a:graphicData uri="http://schemas.openxmlformats.org/drawingml/2006/picture">
+                      <pic:pic>
+                        <pic:nvPicPr>
+                          <pic:cNvPr descr="/opt/quarto/share/formats/docx/note.png" id="56" name="Picture"/>
+                          <pic:cNvPicPr>
+                            <a:picLocks noChangeArrowheads="1" noChangeAspect="1"/>
+                          </pic:cNvPicPr>
+                        </pic:nvPicPr>
+                        <pic:blipFill>
+                          <a:blip r:embed="rId51"/>
+                          <a:stretch>
+                            <a:fillRect/>
+                          </a:stretch>
+                        </pic:blipFill>
+                        <pic:spPr bwMode="auto">
+                          <a:xfrm>
+                            <a:off x="0" y="0"/>
+                            <a:ext cx="152400" cy="152400"/>
+                          </a:xfrm>
+                          <a:prstGeom prst="rect">
+                            <a:avLst/>
+                          </a:prstGeom>
+                          <a:noFill/>
+                          <a:ln w="9525">
+                            <a:noFill/>
+                            <a:headEnd/>
+                            <a:tailEnd/>
+                          </a:ln>
+                        </pic:spPr>
+                      </pic:pic>
+                    </a:graphicData>
+                  </a:graphic>
+                </wp:inline>
+              </w:drawing>
+            </w:r>
+            <w:r>
+              <w:t xml:space="preserve"> </w:t>
+            </w:r>
+            <w:r>
+              <w:t xml:space="preserve"> </w:t>
+            </w:r>
+            <w:r>
+              <w:t xml:space="preserve">Source</w:t>
+            </w:r>
+          </w:p>
+        </w:tc>
+      </w:tr>
+      <w:tr>
+        <w:trPr>
+          <w:cantSplit/>
+        </w:trPr>
+        <w:tc>
+          <w:tcPr>
+            <w:tcMar>
+              <w:top w:w="108" w:type="dxa"/>
+              <w:bottom w:w="108" w:type="dxa"/>
+            </w:tcMar>
+          </w:tcPr>
+          <w:p>
+            <w:pPr>
+              <w:pStyle w:val="BodyText"/>
+            </w:pPr>
+            <w:pPr>
+              <w:spacing w:before="16" w:after="16"/>
+            </w:pPr>
+            <w:r>
+              <w:t xml:space="preserve">Casella and Berger (2002, Thm. 5.5.2)</w:t>
+            </w:r>
+            <w:r>
+              <w:t xml:space="preserve">.</w:t>
+            </w:r>
+          </w:p>
+          <w:p/>
+        </w:tc>
+      </w:tr>
+    </w:tbl>
+    <w:bookmarkEnd w:id="57"/>
+    <w:p>
+      <w:pPr>
+        <w:pStyle w:val="BodyText"/>
+      </w:pPr>
+      <w:r>
+        <w:rPr>
+          <w:i/>
+          <w:iCs/>
+        </w:rPr>
+        <w:t xml:space="preserve">Proof</w:t>
+      </w:r>
+      <w:r>
+        <w:t xml:space="preserve">. </w:t>
+      </w:r>
+      <w:r>
+        <w:t xml:space="preserve">By</w:t>
+      </w:r>
+      <w:r>
+        <w:t xml:space="preserve"> </w:t>
+      </w:r>
+      <w:hyperlink w:anchor="cor-sum-iid-moments">
+        <w:r>
+          <w:rPr>
+            <w:rStyle w:val="Hyperlink"/>
+          </w:rPr>
+          <w:t xml:space="preserve">Corollary 1</w:t>
+        </w:r>
+      </w:hyperlink>
+      <w:r>
+        <w:t xml:space="preserve">,</w:t>
+      </w:r>
+      <w:r>
+        <w:t xml:space="preserve"> </w:t>
+      </w:r>
+      <m:oMath>
+        <m:r>
+          <m:rPr>
+            <m:sty m:val="p"/>
+          </m:rPr>
+          <m:t>E</m:t>
+        </m:r>
+        <m:r>
+          <m:t>​</m:t>
+        </m:r>
+        <m:d>
+          <m:dPr>
+            <m:begChr m:val="["/>
+            <m:sepChr m:val=""/>
+            <m:endChr m:val="]"/>
+            <m:grow/>
+          </m:dPr>
+          <m:e>
+            <m:sSub>
+              <m:e>
+                <m:r>
+                  <m:t>S</m:t>
+                </m:r>
+              </m:e>
+              <m:sub>
+                <m:r>
+                  <m:t>n</m:t>
+                </m:r>
+              </m:sub>
+            </m:sSub>
+          </m:e>
+        </m:d>
+        <m:r>
+          <m:t>​</m:t>
+        </m:r>
+        <m:r>
+          <m:rPr>
+            <m:sty m:val="p"/>
+          </m:rPr>
+          <m:t>=</m:t>
+        </m:r>
+        <m:r>
+          <m:t>n</m:t>
+        </m:r>
+        <m:r>
+          <m:t>μ</m:t>
+        </m:r>
+      </m:oMath>
+      <w:r>
+        <w:t xml:space="preserve"> </w:t>
+      </w:r>
+      <w:r>
+        <w:t xml:space="preserve">and</w:t>
+      </w:r>
+      <w:r>
+        <w:t xml:space="preserve"> </w:t>
+      </w:r>
+      <m:oMath>
+        <m:r>
+          <m:rPr>
+            <m:sty m:val="p"/>
+          </m:rPr>
+          <m:t>Var</m:t>
+        </m:r>
+        <m:r>
+          <m:t>​</m:t>
+        </m:r>
+        <m:d>
+          <m:dPr>
+            <m:begChr m:val="("/>
+            <m:sepChr m:val=""/>
+            <m:endChr m:val=")"/>
+            <m:grow/>
+          </m:dPr>
+          <m:e>
+            <m:sSub>
+              <m:e>
+                <m:r>
+                  <m:t>S</m:t>
+                </m:r>
+              </m:e>
+              <m:sub>
+                <m:r>
+                  <m:t>n</m:t>
+                </m:r>
+              </m:sub>
+            </m:sSub>
+          </m:e>
+        </m:d>
+        <m:r>
+          <m:t>​</m:t>
+        </m:r>
+        <m:r>
+          <m:rPr>
+            <m:sty m:val="p"/>
+          </m:rPr>
+          <m:t>=</m:t>
+        </m:r>
+        <m:r>
+          <m:t>n</m:t>
+        </m:r>
+        <m:sSup>
+          <m:e>
+            <m:r>
+              <m:t>σ</m:t>
+            </m:r>
+          </m:e>
+          <m:sup>
+            <m:r>
+              <m:t>2</m:t>
+            </m:r>
+          </m:sup>
+        </m:sSup>
+      </m:oMath>
+      <w:r>
+        <w:t xml:space="preserve">,</w:t>
+      </w:r>
+      <w:r>
+        <w:t xml:space="preserve"> </w:t>
+      </w:r>
+      <w:r>
+        <w:t xml:space="preserve">where</w:t>
+      </w:r>
+      <w:r>
+        <w:t xml:space="preserve"> </w:t>
+      </w:r>
+      <m:oMath>
+        <m:sSub>
+          <m:e>
+            <m:r>
+              <m:t>S</m:t>
+            </m:r>
+          </m:e>
+          <m:sub>
+            <m:r>
+              <m:t>n</m:t>
+            </m:r>
+          </m:sub>
+        </m:sSub>
+        <m:limUpp>
+          <m:e>
+            <m:r>
+              <m:rPr>
+                <m:sty m:val="p"/>
+              </m:rPr>
+              <m:t>=</m:t>
+            </m:r>
+          </m:e>
+          <m:lim>
+            <m:r>
+              <m:rPr>
+                <m:nor/>
+                <m:sty m:val="p"/>
+              </m:rPr>
+              <m:t>def</m:t>
+            </m:r>
+          </m:lim>
+        </m:limUpp>
+        <m:nary>
+          <m:naryPr>
+            <m:chr m:val="∑"/>
+            <m:limLoc m:val="undOvr"/>
+            <m:subHide m:val="off"/>
+            <m:supHide m:val="off"/>
+          </m:naryPr>
+          <m:sub>
+            <m:r>
+              <m:t>i</m:t>
+            </m:r>
+            <m:r>
+              <m:rPr>
+                <m:sty m:val="p"/>
+              </m:rPr>
+              <m:t>=</m:t>
+            </m:r>
+            <m:r>
+              <m:t>1</m:t>
+            </m:r>
+          </m:sub>
+          <m:sup>
+            <m:r>
+              <m:t>n</m:t>
+            </m:r>
+          </m:sup>
+          <m:e>
+            <m:sSub>
+              <m:e>
+                <m:r>
+                  <m:t>X</m:t>
+                </m:r>
+              </m:e>
+              <m:sub>
+                <m:r>
+                  <m:t>i</m:t>
+                </m:r>
+              </m:sub>
+            </m:sSub>
+          </m:e>
+        </m:nary>
+      </m:oMath>
+      <w:r>
+        <w:t xml:space="preserve">, so</w:t>
+      </w:r>
+      <w:r>
+        <w:t xml:space="preserve"> </w:t>
+      </w:r>
+      <m:oMath>
+        <m:sSub>
+          <m:e>
+            <m:acc>
+              <m:accPr>
+                <m:chr m:val="‾"/>
+              </m:accPr>
+              <m:e>
+                <m:r>
+                  <m:t>X</m:t>
+                </m:r>
+              </m:e>
+            </m:acc>
+          </m:e>
+          <m:sub>
+            <m:r>
+              <m:t>n</m:t>
+            </m:r>
+          </m:sub>
+        </m:sSub>
+        <m:r>
+          <m:rPr>
+            <m:sty m:val="p"/>
+          </m:rPr>
+          <m:t>=</m:t>
+        </m:r>
+        <m:sSub>
+          <m:e>
+            <m:r>
+              <m:t>S</m:t>
+            </m:r>
+          </m:e>
+          <m:sub>
+            <m:r>
+              <m:t>n</m:t>
+            </m:r>
+          </m:sub>
+        </m:sSub>
+        <m:r>
+          <m:rPr>
+            <m:sty m:val="p"/>
+          </m:rPr>
+          <m:t>/</m:t>
+        </m:r>
+        <m:r>
+          <m:t>n</m:t>
+        </m:r>
+      </m:oMath>
+      <w:r>
+        <w:t xml:space="preserve"> </w:t>
+      </w:r>
+      <w:r>
+        <w:t xml:space="preserve">has</w:t>
+      </w:r>
+    </w:p>
+    <w:p>
+      <w:pPr>
+        <w:pStyle w:val="BodyText"/>
+      </w:pPr>
+      <m:oMathPara>
+        <m:oMathParaPr>
+          <m:jc m:val="center"/>
+        </m:oMathParaPr>
+        <m:oMath>
+          <m:eqArr>
+            <m:e>
+              <m:r>
+                <m:rPr>
+                  <m:sty m:val="p"/>
+                </m:rPr>
+                <m:t>E</m:t>
+              </m:r>
+              <m:r>
+                <m:t>​</m:t>
+              </m:r>
+              <m:d>
+                <m:dPr>
+                  <m:begChr m:val="["/>
+                  <m:sepChr m:val=""/>
+                  <m:endChr m:val="]"/>
+                  <m:grow/>
+                </m:dPr>
+                <m:e>
+                  <m:sSub>
+                    <m:e>
+                      <m:acc>
+                        <m:accPr>
+                          <m:chr m:val="‾"/>
+                        </m:accPr>
+                        <m:e>
+                          <m:r>
+                            <m:t>X</m:t>
+                          </m:r>
+                        </m:e>
+                      </m:acc>
+                    </m:e>
+                    <m:sub>
+                      <m:r>
+                        <m:t>n</m:t>
+                      </m:r>
+                    </m:sub>
+                  </m:sSub>
+                </m:e>
+              </m:d>
+              <m:r>
+                <m:t>​</m:t>
+              </m:r>
+              <m:r>
+                <m:t>&amp;</m:t>
+              </m:r>
+              <m:r>
+                <m:rPr>
+                  <m:sty m:val="p"/>
+                </m:rPr>
+                <m:t>=</m:t>
+              </m:r>
+              <m:f>
+                <m:fPr>
+                  <m:type m:val="bar"/>
+                </m:fPr>
+                <m:num>
+                  <m:r>
+                    <m:t>1</m:t>
+                  </m:r>
+                </m:num>
+                <m:den>
+                  <m:r>
+                    <m:t>n</m:t>
+                  </m:r>
+                </m:den>
+              </m:f>
+              <m:r>
+                <m:rPr>
+                  <m:sty m:val="p"/>
+                </m:rPr>
+                <m:t>E</m:t>
+              </m:r>
+              <m:r>
+                <m:t>​</m:t>
+              </m:r>
+              <m:d>
+                <m:dPr>
+                  <m:begChr m:val="["/>
+                  <m:sepChr m:val=""/>
+                  <m:endChr m:val="]"/>
+                  <m:grow/>
+                </m:dPr>
+                <m:e>
+                  <m:sSub>
+                    <m:e>
+                      <m:r>
+                        <m:t>S</m:t>
+                      </m:r>
+                    </m:e>
+                    <m:sub>
+                      <m:r>
+                        <m:t>n</m:t>
+                      </m:r>
+                    </m:sub>
+                  </m:sSub>
+                </m:e>
+              </m:d>
+              <m:r>
+                <m:t>​</m:t>
+              </m:r>
+              <m:r>
+                <m:t>&amp;</m:t>
+              </m:r>
+              <m:r>
+                <m:t>&amp;</m:t>
+              </m:r>
+              <m:r>
+                <m:rPr>
+                  <m:nor/>
+                  <m:sty m:val="p"/>
+                </m:rPr>
+                <m:t>(linearity of expectation)</m:t>
+              </m:r>
+            </m:e>
+            <m:e>
+              <m:r>
+                <m:t>&amp;</m:t>
+              </m:r>
+              <m:r>
+                <m:rPr>
+                  <m:sty m:val="p"/>
+                </m:rPr>
+                <m:t>=</m:t>
+              </m:r>
+              <m:f>
+                <m:fPr>
+                  <m:type m:val="bar"/>
+                </m:fPr>
+                <m:num>
+                  <m:r>
+                    <m:t>1</m:t>
+                  </m:r>
+                </m:num>
+                <m:den>
+                  <m:r>
+                    <m:t>n</m:t>
+                  </m:r>
+                </m:den>
+              </m:f>
+              <m:r>
+                <m:rPr>
+                  <m:sty m:val="p"/>
+                </m:rPr>
+                <m:t>⋅</m:t>
+              </m:r>
+              <m:r>
+                <m:t>n</m:t>
+              </m:r>
+              <m:r>
+                <m:t>μ</m:t>
+              </m:r>
+              <m:r>
+                <m:t>&amp;</m:t>
+              </m:r>
+              <m:r>
+                <m:t>&amp;</m:t>
+              </m:r>
+              <m:r>
+                <m:rPr>
+                  <m:nor/>
+                  <m:sty m:val="p"/>
+                </m:rPr>
+                <m:t>(mean of a sum of IID variables)</m:t>
+              </m:r>
+            </m:e>
+            <m:e>
+              <m:r>
+                <m:t>&amp;</m:t>
+              </m:r>
+              <m:r>
+                <m:rPr>
+                  <m:sty m:val="p"/>
+                </m:rPr>
+                <m:t>=</m:t>
+              </m:r>
+              <m:r>
+                <m:t>μ</m:t>
+              </m:r>
+              <m:r>
+                <m:t>&amp;</m:t>
+              </m:r>
+              <m:r>
+                <m:t>&amp;</m:t>
+              </m:r>
+              <m:r>
+                <m:rPr>
+                  <m:nor/>
+                  <m:sty m:val="p"/>
+                </m:rPr>
+                <m:t>(cancel </m:t>
+              </m:r>
+              <m:r>
+                <m:t>n</m:t>
+              </m:r>
+              <m:r>
+                <m:rPr>
+                  <m:nor/>
+                  <m:sty m:val="p"/>
+                </m:rPr>
+                <m:t>)</m:t>
+              </m:r>
+            </m:e>
+            <m:e>
+              <m:r>
+                <m:rPr>
+                  <m:sty m:val="p"/>
+                </m:rPr>
+                <m:t>Var</m:t>
+              </m:r>
+              <m:r>
+                <m:t>​</m:t>
+              </m:r>
+              <m:d>
+                <m:dPr>
+                  <m:begChr m:val="("/>
+                  <m:sepChr m:val=""/>
+                  <m:endChr m:val=")"/>
+                  <m:grow/>
+                </m:dPr>
+                <m:e>
+                  <m:sSub>
+                    <m:e>
+                      <m:acc>
+                        <m:accPr>
+                          <m:chr m:val="‾"/>
+                        </m:accPr>
+                        <m:e>
+                          <m:r>
+                            <m:t>X</m:t>
+                          </m:r>
+                        </m:e>
+                      </m:acc>
+                    </m:e>
+                    <m:sub>
+                      <m:r>
+                        <m:t>n</m:t>
+                      </m:r>
+                    </m:sub>
+                  </m:sSub>
+                </m:e>
+              </m:d>
+              <m:r>
+                <m:t>​</m:t>
+              </m:r>
+              <m:r>
+                <m:t>&amp;</m:t>
+              </m:r>
+              <m:r>
+                <m:rPr>
+                  <m:sty m:val="p"/>
+                </m:rPr>
+                <m:t>=</m:t>
+              </m:r>
+              <m:f>
+                <m:fPr>
+                  <m:type m:val="bar"/>
+                </m:fPr>
+                <m:num>
+                  <m:r>
+                    <m:t>1</m:t>
+                  </m:r>
+                </m:num>
+                <m:den>
+                  <m:sSup>
+                    <m:e>
+                      <m:r>
+                        <m:t>n</m:t>
+                      </m:r>
+                    </m:e>
+                    <m:sup>
+                      <m:r>
+                        <m:t>2</m:t>
+                      </m:r>
+                    </m:sup>
+                  </m:sSup>
+                </m:den>
+              </m:f>
+              <m:r>
+                <m:rPr>
+                  <m:sty m:val="p"/>
+                </m:rPr>
+                <m:t>Var</m:t>
+              </m:r>
+              <m:r>
+                <m:t>​</m:t>
+              </m:r>
+              <m:d>
+                <m:dPr>
+                  <m:begChr m:val="("/>
+                  <m:sepChr m:val=""/>
+                  <m:endChr m:val=")"/>
+                  <m:grow/>
+                </m:dPr>
+                <m:e>
+                  <m:sSub>
+                    <m:e>
+                      <m:r>
+                        <m:t>S</m:t>
+                      </m:r>
+                    </m:e>
+                    <m:sub>
+                      <m:r>
+                        <m:t>n</m:t>
+                      </m:r>
+                    </m:sub>
+                  </m:sSub>
+                </m:e>
+              </m:d>
+              <m:r>
+                <m:t>​</m:t>
+              </m:r>
+              <m:r>
+                <m:t>&amp;</m:t>
+              </m:r>
+              <m:r>
+                <m:t>&amp;</m:t>
+              </m:r>
+              <m:r>
+                <m:rPr>
+                  <m:nor/>
+                  <m:sty m:val="p"/>
+                </m:rPr>
+                <m:t>(variance of a constant multiple)</m:t>
+              </m:r>
+            </m:e>
+            <m:e>
+              <m:r>
+                <m:t>&amp;</m:t>
+              </m:r>
+              <m:r>
+                <m:rPr>
+                  <m:sty m:val="p"/>
+                </m:rPr>
+                <m:t>=</m:t>
+              </m:r>
+              <m:f>
+                <m:fPr>
+                  <m:type m:val="bar"/>
+                </m:fPr>
+                <m:num>
+                  <m:r>
+                    <m:t>1</m:t>
+                  </m:r>
+                </m:num>
+                <m:den>
+                  <m:sSup>
+                    <m:e>
+                      <m:r>
+                        <m:t>n</m:t>
+                      </m:r>
+                    </m:e>
+                    <m:sup>
+                      <m:r>
+                        <m:t>2</m:t>
+                      </m:r>
+                    </m:sup>
+                  </m:sSup>
+                </m:den>
+              </m:f>
+              <m:r>
+                <m:rPr>
+                  <m:sty m:val="p"/>
+                </m:rPr>
+                <m:t>⋅</m:t>
+              </m:r>
+              <m:r>
+                <m:t>n</m:t>
+              </m:r>
+              <m:sSup>
+                <m:e>
+                  <m:r>
+                    <m:t>σ</m:t>
+                  </m:r>
+                </m:e>
+                <m:sup>
+                  <m:r>
+                    <m:t>2</m:t>
+                  </m:r>
+                </m:sup>
+              </m:sSup>
+              <m:r>
+                <m:t>&amp;</m:t>
+              </m:r>
+              <m:r>
+                <m:t>&amp;</m:t>
+              </m:r>
+              <m:r>
+                <m:rPr>
+                  <m:nor/>
+                  <m:sty m:val="p"/>
+                </m:rPr>
+                <m:t>(variance of a sum of IID variables)</m:t>
+              </m:r>
+            </m:e>
+            <m:e>
+              <m:r>
+                <m:t>&amp;</m:t>
+              </m:r>
+              <m:r>
+                <m:rPr>
+                  <m:sty m:val="p"/>
+                </m:rPr>
+                <m:t>=</m:t>
+              </m:r>
+              <m:f>
+                <m:fPr>
+                  <m:type m:val="bar"/>
+                </m:fPr>
+                <m:num>
+                  <m:sSup>
+                    <m:e>
+                      <m:r>
+                        <m:t>σ</m:t>
+                      </m:r>
+                    </m:e>
+                    <m:sup>
+                      <m:r>
+                        <m:t>2</m:t>
+                      </m:r>
+                    </m:sup>
+                  </m:sSup>
+                </m:num>
+                <m:den>
+                  <m:r>
+                    <m:t>n</m:t>
+                  </m:r>
+                </m:den>
+              </m:f>
+              <m:r>
+                <m:t>&amp;</m:t>
+              </m:r>
+              <m:r>
+                <m:t>&amp;</m:t>
+              </m:r>
+              <m:r>
+                <m:rPr>
+                  <m:nor/>
+                  <m:sty m:val="p"/>
+                </m:rPr>
+                <m:t>(cancel one factor of </m:t>
+              </m:r>
+              <m:r>
+                <m:t>n</m:t>
+              </m:r>
+              <m:r>
+                <m:rPr>
+                  <m:nor/>
+                  <m:sty m:val="p"/>
+                </m:rPr>
+                <m:t>)</m:t>
+              </m:r>
+            </m:e>
+          </m:eqArr>
+        </m:oMath>
+      </m:oMathPara>
+    </w:p>
+    <w:p>
+      <w:pPr>
+        <w:pStyle w:val="FirstParagraph"/>
+      </w:pPr>
+      <w:r>
+        <w:t xml:space="preserve">Fix</w:t>
+      </w:r>
+      <w:r>
+        <w:t xml:space="preserve"> </w:t>
+      </w:r>
+      <m:oMath>
+        <m:r>
+          <m:t>ε</m:t>
+        </m:r>
+        <m:r>
+          <m:rPr>
+            <m:sty m:val="p"/>
+          </m:rPr>
+          <m:t>&gt;</m:t>
+        </m:r>
+        <m:r>
+          <m:t>0</m:t>
+        </m:r>
+      </m:oMath>
+      <w:r>
+        <w:t xml:space="preserve"> </w:t>
+      </w:r>
+      <w:r>
+        <w:t xml:space="preserve">and let</w:t>
+      </w:r>
+      <w:r>
+        <w:t xml:space="preserve"> </w:t>
+      </w:r>
+      <m:oMath>
+        <m:r>
+          <m:t>k</m:t>
+        </m:r>
+        <m:limUpp>
+          <m:e>
+            <m:r>
+              <m:rPr>
+                <m:sty m:val="p"/>
+              </m:rPr>
+              <m:t>=</m:t>
+            </m:r>
+          </m:e>
+          <m:lim>
+            <m:r>
+              <m:rPr>
+                <m:nor/>
+                <m:sty m:val="p"/>
+              </m:rPr>
+              <m:t>def</m:t>
+            </m:r>
+          </m:lim>
+        </m:limUpp>
+        <m:r>
+          <m:t>ε</m:t>
+        </m:r>
+        <m:rad>
+          <m:radPr>
+            <m:degHide m:val="on"/>
+          </m:radPr>
+          <m:deg/>
+          <m:e>
+            <m:r>
+              <m:t>n</m:t>
+            </m:r>
+          </m:e>
+        </m:rad>
+        <m:r>
+          <m:rPr>
+            <m:sty m:val="p"/>
+          </m:rPr>
+          <m:t>/</m:t>
+        </m:r>
+        <m:r>
+          <m:t>σ</m:t>
+        </m:r>
+      </m:oMath>
+      <w:r>
+        <w:t xml:space="preserve">,</w:t>
+      </w:r>
+      <w:r>
+        <w:t xml:space="preserve"> </w:t>
+      </w:r>
+      <w:r>
+        <w:t xml:space="preserve">so that</w:t>
+      </w:r>
+      <w:r>
+        <w:t xml:space="preserve"> </w:t>
+      </w:r>
+      <m:oMath>
+        <m:r>
+          <m:t>k</m:t>
+        </m:r>
+        <m:r>
+          <m:t>σ</m:t>
+        </m:r>
+        <m:r>
+          <m:rPr>
+            <m:sty m:val="p"/>
+          </m:rPr>
+          <m:t>/</m:t>
+        </m:r>
+        <m:rad>
+          <m:radPr>
+            <m:degHide m:val="on"/>
+          </m:radPr>
+          <m:deg/>
+          <m:e>
+            <m:r>
+              <m:t>n</m:t>
+            </m:r>
+          </m:e>
+        </m:rad>
+        <m:r>
+          <m:rPr>
+            <m:sty m:val="p"/>
+          </m:rPr>
+          <m:t>=</m:t>
+        </m:r>
+        <m:r>
+          <m:t>ε</m:t>
+        </m:r>
+      </m:oMath>
+      <w:r>
+        <w:t xml:space="preserve">.</w:t>
+      </w:r>
+      <w:r>
+        <w:t xml:space="preserve"> </w:t>
+      </w:r>
+      <w:hyperlink w:anchor="thm-chebyshev">
+        <w:r>
+          <w:rPr>
+            <w:rStyle w:val="Hyperlink"/>
+          </w:rPr>
+          <w:t xml:space="preserve">Chebyshev’s inequality</w:t>
+        </w:r>
+      </w:hyperlink>
+      <w:r>
+        <w:t xml:space="preserve"> </w:t>
+      </w:r>
+      <w:r>
+        <w:t xml:space="preserve">for</w:t>
+      </w:r>
+      <w:r>
+        <w:t xml:space="preserve"> </w:t>
+      </w:r>
+      <m:oMath>
+        <m:sSub>
+          <m:e>
+            <m:acc>
+              <m:accPr>
+                <m:chr m:val="‾"/>
+              </m:accPr>
+              <m:e>
+                <m:r>
+                  <m:t>X</m:t>
+                </m:r>
+              </m:e>
+            </m:acc>
+          </m:e>
+          <m:sub>
+            <m:r>
+              <m:t>n</m:t>
+            </m:r>
+          </m:sub>
+        </m:sSub>
+      </m:oMath>
+      <w:r>
+        <w:t xml:space="preserve">,</w:t>
+      </w:r>
+      <w:r>
+        <w:t xml:space="preserve"> </w:t>
+      </w:r>
+      <w:r>
+        <w:t xml:space="preserve">whose standard deviation is</w:t>
+      </w:r>
+      <w:r>
+        <w:t xml:space="preserve"> </w:t>
+      </w:r>
+      <m:oMath>
+        <m:r>
+          <m:t>σ</m:t>
+        </m:r>
+        <m:r>
+          <m:rPr>
+            <m:sty m:val="p"/>
+          </m:rPr>
+          <m:t>/</m:t>
+        </m:r>
+        <m:rad>
+          <m:radPr>
+            <m:degHide m:val="on"/>
+          </m:radPr>
+          <m:deg/>
+          <m:e>
+            <m:r>
+              <m:t>n</m:t>
+            </m:r>
+          </m:e>
+        </m:rad>
+      </m:oMath>
+      <w:r>
+        <w:t xml:space="preserve">, gives</w:t>
+      </w:r>
+    </w:p>
+    <w:p>
+      <w:pPr>
+        <w:pStyle w:val="BodyText"/>
+      </w:pPr>
+      <m:oMathPara>
+        <m:oMathParaPr>
+          <m:jc m:val="center"/>
+        </m:oMathParaPr>
+        <m:oMath>
+          <m:eqArr>
+            <m:e>
+              <m:r>
+                <m:t>0</m:t>
+              </m:r>
+              <m:r>
+                <m:rPr>
+                  <m:sty m:val="p"/>
+                </m:rPr>
+                <m:t>≤</m:t>
+              </m:r>
+              <m:r>
+                <m:rPr>
+                  <m:sty m:val="p"/>
+                </m:rPr>
+                <m:t>Pr</m:t>
+              </m:r>
+              <m:r>
+                <m:t>​</m:t>
+              </m:r>
+              <m:d>
+                <m:dPr>
+                  <m:begChr m:val="("/>
+                  <m:sepChr m:val=""/>
+                  <m:endChr m:val=")"/>
+                  <m:grow/>
+                </m:dPr>
+                <m:e>
+                  <m:r>
+                    <m:t>​</m:t>
+                  </m:r>
+                  <m:d>
+                    <m:dPr>
+                      <m:begChr m:val="|"/>
+                      <m:sepChr m:val=""/>
+                      <m:endChr m:val="|"/>
+                      <m:grow/>
+                    </m:dPr>
+                    <m:e>
+                      <m:sSub>
+                        <m:e>
+                          <m:acc>
+                            <m:accPr>
+                              <m:chr m:val="‾"/>
+                            </m:accPr>
+                            <m:e>
+                              <m:r>
+                                <m:t>X</m:t>
+                              </m:r>
+                            </m:e>
+                          </m:acc>
+                        </m:e>
+                        <m:sub>
+                          <m:r>
+                            <m:t>n</m:t>
+                          </m:r>
+                        </m:sub>
+                      </m:sSub>
+                      <m:r>
+                        <m:rPr>
+                          <m:sty m:val="p"/>
+                        </m:rPr>
+                        <m:t>−</m:t>
+                      </m:r>
+                      <m:r>
+                        <m:t>μ</m:t>
+                      </m:r>
+                    </m:e>
+                  </m:d>
+                  <m:r>
+                    <m:t>​</m:t>
+                  </m:r>
+                  <m:r>
+                    <m:rPr>
+                      <m:sty m:val="p"/>
+                    </m:rPr>
+                    <m:t>≥</m:t>
+                  </m:r>
+                  <m:r>
+                    <m:t>ε</m:t>
+                  </m:r>
+                </m:e>
+              </m:d>
+              <m:r>
+                <m:t>​</m:t>
+              </m:r>
+              <m:r>
+                <m:t>&amp;</m:t>
+              </m:r>
+              <m:r>
+                <m:rPr>
+                  <m:sty m:val="p"/>
+                </m:rPr>
+                <m:t>=</m:t>
+              </m:r>
+              <m:r>
+                <m:rPr>
+                  <m:sty m:val="p"/>
+                </m:rPr>
+                <m:t>Pr</m:t>
+              </m:r>
+              <m:r>
+                <m:t>​</m:t>
+              </m:r>
+              <m:d>
+                <m:dPr>
+                  <m:begChr m:val="("/>
+                  <m:sepChr m:val=""/>
+                  <m:endChr m:val=")"/>
+                  <m:grow/>
+                </m:dPr>
+                <m:e>
+                  <m:r>
+                    <m:t>​</m:t>
+                  </m:r>
+                  <m:d>
+                    <m:dPr>
+                      <m:begChr m:val="|"/>
+                      <m:sepChr m:val=""/>
+                      <m:endChr m:val="|"/>
+                      <m:grow/>
+                    </m:dPr>
+                    <m:e>
+                      <m:sSub>
+                        <m:e>
+                          <m:acc>
+                            <m:accPr>
+                              <m:chr m:val="‾"/>
+                            </m:accPr>
+                            <m:e>
+                              <m:r>
+                                <m:t>X</m:t>
+                              </m:r>
+                            </m:e>
+                          </m:acc>
+                        </m:e>
+                        <m:sub>
+                          <m:r>
+                            <m:t>n</m:t>
+                          </m:r>
+                        </m:sub>
+                      </m:sSub>
+                      <m:r>
+                        <m:rPr>
+                          <m:sty m:val="p"/>
+                        </m:rPr>
+                        <m:t>−</m:t>
+                      </m:r>
+                      <m:r>
+                        <m:t>μ</m:t>
+                      </m:r>
+                    </m:e>
+                  </m:d>
+                  <m:r>
+                    <m:t>​</m:t>
+                  </m:r>
+                  <m:r>
+                    <m:rPr>
+                      <m:sty m:val="p"/>
+                    </m:rPr>
+                    <m:t>≥</m:t>
+                  </m:r>
+                  <m:r>
+                    <m:t>k</m:t>
+                  </m:r>
+                  <m:f>
+                    <m:fPr>
+                      <m:type m:val="bar"/>
+                    </m:fPr>
+                    <m:num>
+                      <m:r>
+                        <m:t>σ</m:t>
+                      </m:r>
+                    </m:num>
+                    <m:den>
+                      <m:rad>
+                        <m:radPr>
+                          <m:degHide m:val="on"/>
+                        </m:radPr>
+                        <m:deg/>
+                        <m:e>
+                          <m:r>
+                            <m:t>n</m:t>
+                          </m:r>
+                        </m:e>
+                      </m:rad>
+                    </m:den>
+                  </m:f>
+                </m:e>
+              </m:d>
+              <m:r>
+                <m:t>​</m:t>
+              </m:r>
+              <m:r>
+                <m:t>&amp;</m:t>
+              </m:r>
+              <m:r>
+                <m:t>&amp;</m:t>
+              </m:r>
+              <m:r>
+                <m:rPr>
+                  <m:nor/>
+                  <m:sty m:val="p"/>
+                </m:rPr>
+                <m:t>(definition of </m:t>
+              </m:r>
+              <m:r>
+                <m:t>k</m:t>
+              </m:r>
+              <m:r>
+                <m:rPr>
+                  <m:nor/>
+                  <m:sty m:val="p"/>
+                </m:rPr>
+                <m:t>)</m:t>
+              </m:r>
+            </m:e>
+            <m:e>
+              <m:r>
+                <m:t>&amp;</m:t>
+              </m:r>
+              <m:r>
+                <m:rPr>
+                  <m:sty m:val="p"/>
+                </m:rPr>
+                <m:t>≤</m:t>
+              </m:r>
+              <m:f>
+                <m:fPr>
+                  <m:type m:val="bar"/>
+                </m:fPr>
+                <m:num>
+                  <m:r>
+                    <m:t>1</m:t>
+                  </m:r>
+                </m:num>
+                <m:den>
+                  <m:sSup>
+                    <m:e>
+                      <m:r>
+                        <m:t>k</m:t>
+                      </m:r>
+                    </m:e>
+                    <m:sup>
+                      <m:r>
+                        <m:t>2</m:t>
+                      </m:r>
+                    </m:sup>
+                  </m:sSup>
+                </m:den>
+              </m:f>
+              <m:r>
+                <m:t>&amp;</m:t>
+              </m:r>
+              <m:r>
+                <m:t>&amp;</m:t>
+              </m:r>
+              <m:r>
+                <m:rPr>
+                  <m:nor/>
+                  <m:sty m:val="p"/>
+                </m:rPr>
+                <m:t>(Chebyshev’s inequality)</m:t>
+              </m:r>
+            </m:e>
+            <m:e>
+              <m:r>
+                <m:t>&amp;</m:t>
+              </m:r>
+              <m:r>
+                <m:rPr>
+                  <m:sty m:val="p"/>
+                </m:rPr>
+                <m:t>=</m:t>
+              </m:r>
+              <m:f>
+                <m:fPr>
+                  <m:type m:val="bar"/>
+                </m:fPr>
+                <m:num>
+                  <m:sSup>
+                    <m:e>
+                      <m:r>
+                        <m:t>σ</m:t>
+                      </m:r>
+                    </m:e>
+                    <m:sup>
+                      <m:r>
+                        <m:t>2</m:t>
+                      </m:r>
+                    </m:sup>
+                  </m:sSup>
+                </m:num>
+                <m:den>
+                  <m:r>
+                    <m:t>n</m:t>
+                  </m:r>
+                  <m:sSup>
+                    <m:e>
+                      <m:r>
+                        <m:t>ε</m:t>
+                      </m:r>
+                    </m:e>
+                    <m:sup>
+                      <m:r>
+                        <m:t>2</m:t>
+                      </m:r>
+                    </m:sup>
+                  </m:sSup>
+                </m:den>
+              </m:f>
+              <m:r>
+                <m:t>&amp;</m:t>
+              </m:r>
+              <m:r>
+                <m:t>&amp;</m:t>
+              </m:r>
+              <m:r>
+                <m:rPr>
+                  <m:nor/>
+                  <m:sty m:val="p"/>
+                </m:rPr>
+                <m:t>(substitute </m:t>
+              </m:r>
+              <m:r>
+                <m:t>k</m:t>
+              </m:r>
+              <m:r>
+                <m:rPr>
+                  <m:nor/>
+                  <m:sty m:val="p"/>
+                </m:rPr>
+                <m:t>)</m:t>
+              </m:r>
+            </m:e>
+          </m:eqArr>
+        </m:oMath>
+      </m:oMathPara>
+    </w:p>
+    <w:p>
+      <w:pPr>
+        <w:pStyle w:val="FirstParagraph"/>
+      </w:pPr>
+      <w:r>
+        <w:t xml:space="preserve">The bound goes to zero as</w:t>
+      </w:r>
+      <w:r>
+        <w:t xml:space="preserve"> </w:t>
+      </w:r>
+      <m:oMath>
+        <m:r>
+          <m:t>n</m:t>
+        </m:r>
+        <m:r>
+          <m:rPr>
+            <m:sty m:val="p"/>
+          </m:rPr>
+          <m:t>→</m:t>
+        </m:r>
+        <m:r>
+          <m:rPr>
+            <m:sty m:val="p"/>
+          </m:rPr>
+          <m:t>∞</m:t>
+        </m:r>
+      </m:oMath>
+      <w:r>
+        <w:t xml:space="preserve">,</w:t>
+      </w:r>
+      <w:r>
+        <w:t xml:space="preserve"> </w:t>
+      </w:r>
+      <w:r>
+        <w:t xml:space="preserve">so the probability, squeezed between zero and the bound, goes to zero.</w:t>
+      </w:r>
+      <w:r>
+        <w:t xml:space="preserve"> </w:t>
+      </w:r>
+      <w:r>
+        <w:t xml:space="preserve">This holds for every</w:t>
+      </w:r>
+      <w:r>
+        <w:t xml:space="preserve"> </w:t>
+      </w:r>
+      <m:oMath>
+        <m:r>
+          <m:t>ε</m:t>
+        </m:r>
+        <m:r>
+          <m:rPr>
+            <m:sty m:val="p"/>
+          </m:rPr>
+          <m:t>&gt;</m:t>
+        </m:r>
+        <m:r>
+          <m:t>0</m:t>
+        </m:r>
+      </m:oMath>
+      <w:r>
+        <w:t xml:space="preserve">.</w:t>
+      </w:r>
+    </w:p>
+    <w:bookmarkEnd w:id="58"/>
+    <w:bookmarkStart w:id="75" w:name="references"/>
+    <w:p>
+      <w:pPr>
+        <w:pStyle w:val="Heading2"/>
+      </w:pPr>
+      <w:r>
         <w:t xml:space="preserve">References</w:t>
       </w:r>
     </w:p>
-    <w:bookmarkStart w:id="63" w:name="refs"/>
-    <w:bookmarkStart w:id="51" w:name="ref-fiveminuteai_probstat"/>
+    <w:bookmarkStart w:id="74" w:name="refs"/>
+    <w:bookmarkStart w:id="60" w:name="ref-fiveminuteai_probstat"/>
     <w:p>
       <w:pPr>
         <w:pStyle w:val="Bibliography"/>
@@ -21443,7 +24301,7 @@
       <w:r>
         <w:t xml:space="preserve"> </w:t>
       </w:r>
-      <w:hyperlink r:id="rId50">
+      <w:hyperlink r:id="rId59">
         <w:r>
           <w:rPr>
             <w:rStyle w:val="Hyperlink"/>
@@ -21455,8 +24313,8 @@
         <w:t xml:space="preserve">.</w:t>
       </w:r>
     </w:p>
-    <w:bookmarkEnd w:id="51"/>
-    <w:bookmarkStart w:id="53" w:name="ref-bienayme1853"/>
+    <w:bookmarkEnd w:id="60"/>
+    <w:bookmarkStart w:id="62" w:name="ref-bienayme1853"/>
     <w:p>
       <w:pPr>
         <w:pStyle w:val="Bibliography"/>
@@ -21501,7 +24359,7 @@
       <w:r>
         <w:t xml:space="preserve"> </w:t>
       </w:r>
-      <w:hyperlink r:id="rId52">
+      <w:hyperlink r:id="rId61">
         <w:r>
           <w:rPr>
             <w:rStyle w:val="Hyperlink"/>
@@ -21513,8 +24371,8 @@
         <w:t xml:space="preserve">.</w:t>
       </w:r>
     </w:p>
-    <w:bookmarkEnd w:id="53"/>
-    <w:bookmarkStart w:id="54" w:name="ref-billingsley1995probability"/>
+    <w:bookmarkEnd w:id="62"/>
+    <w:bookmarkStart w:id="63" w:name="ref-billingsley1995probability"/>
     <w:p>
       <w:pPr>
         <w:pStyle w:val="Bibliography"/>
@@ -21536,8 +24394,8 @@
         <w:t xml:space="preserve">. 3rd ed. Wiley Series in Probability and Mathematical Statistics. Wiley.</w:t>
       </w:r>
     </w:p>
-    <w:bookmarkEnd w:id="54"/>
-    <w:bookmarkStart w:id="56" w:name="ref-blitzstein2019introduction"/>
+    <w:bookmarkEnd w:id="63"/>
+    <w:bookmarkStart w:id="65" w:name="ref-blitzstein2019introduction"/>
     <w:p>
       <w:pPr>
         <w:pStyle w:val="Bibliography"/>
@@ -21561,7 +24419,7 @@
       <w:r>
         <w:t xml:space="preserve"> </w:t>
       </w:r>
-      <w:hyperlink r:id="rId55">
+      <w:hyperlink r:id="rId64">
         <w:r>
           <w:rPr>
             <w:rStyle w:val="Hyperlink"/>
@@ -21573,20 +24431,14 @@
         <w:t xml:space="preserve">.</w:t>
       </w:r>
     </w:p>
-    <w:bookmarkEnd w:id="56"/>
-    <w:bookmarkStart w:id="58" w:name="ref-hoeffding1963"/>
+    <w:bookmarkEnd w:id="65"/>
+    <w:bookmarkStart w:id="67" w:name="ref-CaseBerg01"/>
     <w:p>
       <w:pPr>
         <w:pStyle w:val="Bibliography"/>
       </w:pPr>
       <w:r>
-        <w:t xml:space="preserve">Hoeffding, Wassily. 1963.</w:t>
-      </w:r>
-      <w:r>
-        <w:t xml:space="preserve"> </w:t>
-      </w:r>
-      <w:r>
-        <w:t xml:space="preserve">“Probability Inequalities for Sums of Bounded Random Variables.”</w:t>
+        <w:t xml:space="preserve">Casella, George, and Roger Berger. 2002.</w:t>
       </w:r>
       <w:r>
         <w:t xml:space="preserve"> </w:t>
@@ -21596,6 +24448,49 @@
           <w:i/>
           <w:iCs/>
         </w:rPr>
+        <w:t xml:space="preserve">Statistical Inference</w:t>
+      </w:r>
+      <w:r>
+        <w:t xml:space="preserve">. 2nd ed. Cengage Learning.</w:t>
+      </w:r>
+      <w:r>
+        <w:t xml:space="preserve"> </w:t>
+      </w:r>
+      <w:hyperlink r:id="rId66">
+        <w:r>
+          <w:rPr>
+            <w:rStyle w:val="Hyperlink"/>
+          </w:rPr>
+          <w:t xml:space="preserve">https://www.cengage.com/c/statistical-inference-2e-casella-berger/9780534243128/</w:t>
+        </w:r>
+      </w:hyperlink>
+      <w:r>
+        <w:t xml:space="preserve">.</w:t>
+      </w:r>
+    </w:p>
+    <w:bookmarkEnd w:id="67"/>
+    <w:bookmarkStart w:id="69" w:name="ref-hoeffding1963"/>
+    <w:p>
+      <w:pPr>
+        <w:pStyle w:val="Bibliography"/>
+      </w:pPr>
+      <w:r>
+        <w:t xml:space="preserve">Hoeffding, Wassily. 1963.</w:t>
+      </w:r>
+      <w:r>
+        <w:t xml:space="preserve"> </w:t>
+      </w:r>
+      <w:r>
+        <w:t xml:space="preserve">“Probability Inequalities for Sums of Bounded Random Variables.”</w:t>
+      </w:r>
+      <w:r>
+        <w:t xml:space="preserve"> </w:t>
+      </w:r>
+      <w:r>
+        <w:rPr>
+          <w:i/>
+          <w:iCs/>
+        </w:rPr>
         <w:t xml:space="preserve">Journal of the American Statistical Association</w:t>
       </w:r>
       <w:r>
@@ -21607,7 +24502,7 @@
       <w:r>
         <w:t xml:space="preserve"> </w:t>
       </w:r>
-      <w:hyperlink r:id="rId57">
+      <w:hyperlink r:id="rId68">
         <w:r>
           <w:rPr>
             <w:rStyle w:val="Hyperlink"/>
@@ -21619,8 +24514,8 @@
         <w:t xml:space="preserve">.</w:t>
       </w:r>
     </w:p>
-    <w:bookmarkEnd w:id="58"/>
-    <w:bookmarkStart w:id="60" w:name="ref-seneta2013"/>
+    <w:bookmarkEnd w:id="69"/>
+    <w:bookmarkStart w:id="71" w:name="ref-seneta2013"/>
     <w:p>
       <w:pPr>
         <w:pStyle w:val="Bibliography"/>
@@ -21653,7 +24548,7 @@
       <w:r>
         <w:t xml:space="preserve"> </w:t>
       </w:r>
-      <w:hyperlink r:id="rId59">
+      <w:hyperlink r:id="rId70">
         <w:r>
           <w:rPr>
             <w:rStyle w:val="Hyperlink"/>
@@ -21665,8 +24560,8 @@
         <w:t xml:space="preserve">.</w:t>
       </w:r>
     </w:p>
-    <w:bookmarkEnd w:id="60"/>
-    <w:bookmarkStart w:id="62" w:name="ref-tchebichef1867"/>
+    <w:bookmarkEnd w:id="71"/>
+    <w:bookmarkStart w:id="73" w:name="ref-tchebichef1867"/>
     <w:p>
       <w:pPr>
         <w:pStyle w:val="Bibliography"/>
@@ -21696,7 +24591,7 @@
       <w:r>
         <w:t xml:space="preserve"> </w:t>
       </w:r>
-      <w:hyperlink r:id="rId61">
+      <w:hyperlink r:id="rId72">
         <w:r>
           <w:rPr>
             <w:rStyle w:val="Hyperlink"/>
@@ -21708,9 +24603,9 @@
         <w:t xml:space="preserve">.</w:t>
       </w:r>
     </w:p>
-    <w:bookmarkEnd w:id="62"/>
-    <w:bookmarkEnd w:id="63"/>
-    <w:bookmarkEnd w:id="64"/>
+    <w:bookmarkEnd w:id="73"/>
+    <w:bookmarkEnd w:id="74"/>
+    <w:bookmarkEnd w:id="75"/>
     <w:sectPr>
       <w:footnotePr>
         <w:numRestart w:val="eachSect"/>
